--- a/zht/docx/105.content.docx
+++ b/zht/docx/105.content.docx
@@ -150,26 +150,6 @@
           <w:lang w:val="zh_TW" w:bidi="zh_TW"/>
         </w:rPr>
         <w:t>zai</w:t>
-      </w:r>
-      <w:r>
-        <w:rPr>
-          <w:lang w:val="zh_TW" w:bidi="zh_TW"/>
-        </w:rPr>
-      </w:r>
-    </w:p>
-    <w:p>
-      <w:pPr/>
-      <w:r>
-        <w:rPr>
-          <w:lang w:val="zh_TW" w:bidi="zh_TW"/>
-        </w:rPr>
-      </w:r>
-      <w:r>
-        <w:rPr>
-          <w:i/>
-          <w:lang w:val="zh_TW" w:bidi="zh_TW"/>
-        </w:rPr>
-        <w:t>在基督裡的群體中彼此相愛, 在耶路撒冷敬拜</w:t>
       </w:r>
       <w:r>
         <w:rPr>

--- a/zht/docx/105.content.docx
+++ b/zht/docx/105.content.docx
@@ -19,7 +19,7 @@
         <w:rPr>
           <w:lang w:val="zh_TW" w:bidi="zh_TW"/>
         </w:rPr>
-        <w:t>Resource: Study Notes - Themes (Tyndale)</w:t>
+        <w:t>Resource: Tyndale Open Study Notes</w:t>
       </w:r>
       <w:r>
         <w:rPr>
@@ -112,7 +112,7 @@
         <w:rPr>
           <w:lang w:val="zh_TW" w:bidi="zh_TW"/>
         </w:rPr>
-        <w:t>Study Notes - Themes (Tyndale)</w:t>
+        <w:t>Tyndale Open Study Notes</w:t>
       </w:r>
     </w:p>
     <w:p>

--- a/zht/docx/105.content.docx
+++ b/zht/docx/105.content.docx
@@ -19,7 +19,7 @@
         <w:rPr>
           <w:lang w:val="zh_TW" w:bidi="zh_TW"/>
         </w:rPr>
-        <w:t>Resource: Tyndale Open Study Notes</w:t>
+        <w:t>Resource: Aquifer Open Study Notes (Themes)</w:t>
       </w:r>
       <w:r>
         <w:rPr>
@@ -112,7 +112,7 @@
         <w:rPr>
           <w:lang w:val="zh_TW" w:bidi="zh_TW"/>
         </w:rPr>
-        <w:t>Tyndale Open Study Notes</w:t>
+        <w:t>Aquifer Open Study Notes (Themes)</w:t>
       </w:r>
     </w:p>
     <w:p>

--- a/zht/docx/105.content.docx
+++ b/zht/docx/105.content.docx
@@ -233,36 +233,24 @@
         </w:rPr>
         <w:t>生活在群體中並不容易，耶穌基督的群體（教會）在歷史上，多次經歷不合一與分裂。即使在教會最早期的日子，也曾為合一的問題而掙扎（見</w:t>
       </w:r>
-      <w:hyperlink r:id="rId13">
-        <w:r>
-          <w:rPr>
-            <w:lang w:val="zh_TW" w:bidi="zh_TW"/>
-          </w:rPr>
-          <w:rPr>
-            <w:color w:val="0000EE"/>
-            <w:u w:val="single"/>
-          </w:rPr>
-          <w:t>林前1:11–17</w:t>
-        </w:r>
-      </w:hyperlink>
+      <w:r>
+        <w:rPr>
+          <w:lang w:val="zh_TW" w:bidi="zh_TW"/>
+        </w:rPr>
+        <w:t>林前1:11–17</w:t>
+      </w:r>
       <w:r>
         <w:rPr>
           <w:lang w:val="zh_TW" w:bidi="zh_TW"/>
         </w:rPr>
         <w:t>；</w:t>
       </w:r>
-      <w:hyperlink r:id="rId14">
-        <w:r>
-          <w:rPr>
-            <w:lang w:val="zh_TW" w:bidi="zh_TW"/>
-          </w:rPr>
-          <w:rPr>
-            <w:color w:val="0000EE"/>
-            <w:u w:val="single"/>
-          </w:rPr>
-          <w:t>加2:11–16</w:t>
-        </w:r>
-      </w:hyperlink>
+      <w:r>
+        <w:rPr>
+          <w:lang w:val="zh_TW" w:bidi="zh_TW"/>
+        </w:rPr>
+        <w:t>加2:11–16</w:t>
+      </w:r>
       <w:r>
         <w:rPr>
           <w:lang w:val="zh_TW" w:bidi="zh_TW"/>
@@ -283,204 +271,132 @@
         </w:rPr>
         <w:t>要解決基督徒群體中的衝突，信徒必須彼此相愛。這是耶穌所教導的（</w:t>
       </w:r>
-      <w:hyperlink r:id="rId15">
-        <w:r>
-          <w:rPr>
-            <w:lang w:val="zh_TW" w:bidi="zh_TW"/>
-          </w:rPr>
-          <w:rPr>
-            <w:color w:val="0000EE"/>
-            <w:u w:val="single"/>
-          </w:rPr>
-          <w:t>太22:37–40</w:t>
-        </w:r>
-      </w:hyperlink>
+      <w:r>
+        <w:rPr>
+          <w:lang w:val="zh_TW" w:bidi="zh_TW"/>
+        </w:rPr>
+        <w:t>太22:37–40</w:t>
+      </w:r>
       <w:r>
         <w:rPr>
           <w:lang w:val="zh_TW" w:bidi="zh_TW"/>
         </w:rPr>
         <w:t>；</w:t>
       </w:r>
-      <w:hyperlink r:id="rId16">
-        <w:r>
-          <w:rPr>
-            <w:lang w:val="zh_TW" w:bidi="zh_TW"/>
-          </w:rPr>
-          <w:rPr>
-            <w:color w:val="0000EE"/>
-            <w:u w:val="single"/>
-          </w:rPr>
-          <w:t>約13:34–35</w:t>
-        </w:r>
-      </w:hyperlink>
+      <w:r>
+        <w:rPr>
+          <w:lang w:val="zh_TW" w:bidi="zh_TW"/>
+        </w:rPr>
+        <w:t>約13:34–35</w:t>
+      </w:r>
       <w:r>
         <w:rPr>
           <w:lang w:val="zh_TW" w:bidi="zh_TW"/>
         </w:rPr>
         <w:t>；見</w:t>
       </w:r>
-      <w:hyperlink r:id="rId17">
-        <w:r>
-          <w:rPr>
-            <w:lang w:val="zh_TW" w:bidi="zh_TW"/>
-          </w:rPr>
-          <w:rPr>
-            <w:color w:val="0000EE"/>
-            <w:u w:val="single"/>
-          </w:rPr>
-          <w:t>利19:18</w:t>
-        </w:r>
-      </w:hyperlink>
+      <w:r>
+        <w:rPr>
+          <w:lang w:val="zh_TW" w:bidi="zh_TW"/>
+        </w:rPr>
+        <w:t>利19:18</w:t>
+      </w:r>
       <w:r>
         <w:rPr>
           <w:lang w:val="zh_TW" w:bidi="zh_TW"/>
         </w:rPr>
         <w:t>），也是使徒保羅反覆強調的（</w:t>
       </w:r>
-      <w:hyperlink r:id="rId18">
-        <w:r>
-          <w:rPr>
-            <w:lang w:val="zh_TW" w:bidi="zh_TW"/>
-          </w:rPr>
-          <w:rPr>
-            <w:color w:val="0000EE"/>
-            <w:u w:val="single"/>
-          </w:rPr>
-          <w:t>羅13:8–10</w:t>
-        </w:r>
-      </w:hyperlink>
+      <w:r>
+        <w:rPr>
+          <w:lang w:val="zh_TW" w:bidi="zh_TW"/>
+        </w:rPr>
+        <w:t>羅13:8–10</w:t>
+      </w:r>
       <w:r>
         <w:rPr>
           <w:lang w:val="zh_TW" w:bidi="zh_TW"/>
         </w:rPr>
         <w:t>；</w:t>
       </w:r>
-      <w:hyperlink r:id="rId19">
-        <w:r>
-          <w:rPr>
-            <w:lang w:val="zh_TW" w:bidi="zh_TW"/>
-          </w:rPr>
-          <w:rPr>
-            <w:color w:val="0000EE"/>
-            <w:u w:val="single"/>
-          </w:rPr>
-          <w:t>林前13:1–13</w:t>
-        </w:r>
-      </w:hyperlink>
+      <w:r>
+        <w:rPr>
+          <w:lang w:val="zh_TW" w:bidi="zh_TW"/>
+        </w:rPr>
+        <w:t>林前13:1–13</w:t>
+      </w:r>
       <w:r>
         <w:rPr>
           <w:lang w:val="zh_TW" w:bidi="zh_TW"/>
         </w:rPr>
         <w:t>），並且在新約聖經各處都有出現（</w:t>
       </w:r>
-      <w:hyperlink r:id="rId20">
-        <w:r>
-          <w:rPr>
-            <w:lang w:val="zh_TW" w:bidi="zh_TW"/>
-          </w:rPr>
-          <w:rPr>
-            <w:color w:val="0000EE"/>
-            <w:u w:val="single"/>
-          </w:rPr>
-          <w:t>彼前1:22</w:t>
-        </w:r>
-      </w:hyperlink>
+      <w:r>
+        <w:rPr>
+          <w:lang w:val="zh_TW" w:bidi="zh_TW"/>
+        </w:rPr>
+        <w:t>彼前1:22</w:t>
+      </w:r>
       <w:r>
         <w:rPr>
           <w:lang w:val="zh_TW" w:bidi="zh_TW"/>
         </w:rPr>
         <w:t>；</w:t>
       </w:r>
-      <w:hyperlink r:id="rId21">
-        <w:r>
-          <w:rPr>
-            <w:lang w:val="zh_TW" w:bidi="zh_TW"/>
-          </w:rPr>
-          <w:rPr>
-            <w:color w:val="0000EE"/>
-            <w:u w:val="single"/>
-          </w:rPr>
-          <w:t>約一2:7–11，</w:t>
-        </w:r>
-      </w:hyperlink>
-      <w:hyperlink r:id="rId22">
-        <w:r>
-          <w:rPr>
-            <w:lang w:val="zh_TW" w:bidi="zh_TW"/>
-          </w:rPr>
-          <w:rPr>
-            <w:color w:val="0000EE"/>
-            <w:u w:val="single"/>
-          </w:rPr>
-          <w:t>3:10，</w:t>
-        </w:r>
-      </w:hyperlink>
-      <w:hyperlink r:id="rId23">
-        <w:r>
-          <w:rPr>
-            <w:lang w:val="zh_TW" w:bidi="zh_TW"/>
-          </w:rPr>
-          <w:rPr>
-            <w:color w:val="0000EE"/>
-            <w:u w:val="single"/>
-          </w:rPr>
-          <w:t>4:7</w:t>
-        </w:r>
-      </w:hyperlink>
+      <w:r>
+        <w:rPr>
+          <w:lang w:val="zh_TW" w:bidi="zh_TW"/>
+        </w:rPr>
+        <w:t>約一2:7–11，</w:t>
+      </w:r>
+      <w:r>
+        <w:rPr>
+          <w:lang w:val="zh_TW" w:bidi="zh_TW"/>
+        </w:rPr>
+        <w:t>3:10，</w:t>
+      </w:r>
+      <w:r>
+        <w:rPr>
+          <w:lang w:val="zh_TW" w:bidi="zh_TW"/>
+        </w:rPr>
+        <w:t>4:7</w:t>
+      </w:r>
       <w:r>
         <w:rPr>
           <w:lang w:val="zh_TW" w:bidi="zh_TW"/>
         </w:rPr>
         <w:t>）。在基督徒群體中，彼此相愛是基督信仰價值觀的核心（</w:t>
       </w:r>
-      <w:hyperlink r:id="rId24">
-        <w:r>
-          <w:rPr>
-            <w:lang w:val="zh_TW" w:bidi="zh_TW"/>
-          </w:rPr>
-          <w:rPr>
-            <w:color w:val="0000EE"/>
-            <w:u w:val="single"/>
-          </w:rPr>
-          <w:t>羅12:9–10</w:t>
-        </w:r>
-      </w:hyperlink>
+      <w:r>
+        <w:rPr>
+          <w:lang w:val="zh_TW" w:bidi="zh_TW"/>
+        </w:rPr>
+        <w:t>羅12:9–10</w:t>
+      </w:r>
       <w:r>
         <w:rPr>
           <w:lang w:val="zh_TW" w:bidi="zh_TW"/>
         </w:rPr>
         <w:t>；</w:t>
       </w:r>
-      <w:hyperlink r:id="rId25">
-        <w:r>
-          <w:rPr>
-            <w:lang w:val="zh_TW" w:bidi="zh_TW"/>
-          </w:rPr>
-          <w:rPr>
-            <w:color w:val="0000EE"/>
-            <w:u w:val="single"/>
-          </w:rPr>
-          <w:t>帖前4:9</w:t>
-        </w:r>
-      </w:hyperlink>
+      <w:r>
+        <w:rPr>
+          <w:lang w:val="zh_TW" w:bidi="zh_TW"/>
+        </w:rPr>
+        <w:t>帖前4:9</w:t>
+      </w:r>
       <w:r>
         <w:rPr>
           <w:lang w:val="zh_TW" w:bidi="zh_TW"/>
         </w:rPr>
         <w:t>；</w:t>
       </w:r>
-      <w:hyperlink r:id="rId26">
-        <w:r>
-          <w:rPr>
-            <w:lang w:val="zh_TW" w:bidi="zh_TW"/>
-          </w:rPr>
-          <w:rPr>
-            <w:color w:val="0000EE"/>
-            <w:u w:val="single"/>
-          </w:rPr>
-          <w:t>彼後1:5–8</w:t>
-        </w:r>
-      </w:hyperlink>
+      <w:r>
+        <w:rPr>
+          <w:lang w:val="zh_TW" w:bidi="zh_TW"/>
+        </w:rPr>
+        <w:t>彼後1:5–8</w:t>
+      </w:r>
       <w:r>
         <w:rPr>
           <w:lang w:val="zh_TW" w:bidi="zh_TW"/>
@@ -501,18 +417,12 @@
         </w:rPr>
         <w:t>這種愛不僅是感覺，更是承諾以行動幫助他人。基督的跟隨者應當彼此以愛相待，使他們所屬的信仰群體以愛心行動而為人認識。希伯來書的作者提供了幾個在基督徒群體中實踐愛心的具體例子（</w:t>
       </w:r>
-      <w:hyperlink r:id="rId27">
-        <w:r>
-          <w:rPr>
-            <w:lang w:val="zh_TW" w:bidi="zh_TW"/>
-          </w:rPr>
-          <w:rPr>
-            <w:color w:val="0000EE"/>
-            <w:u w:val="single"/>
-          </w:rPr>
-          <w:t>來13:1–6</w:t>
-        </w:r>
-      </w:hyperlink>
+      <w:r>
+        <w:rPr>
+          <w:lang w:val="zh_TW" w:bidi="zh_TW"/>
+        </w:rPr>
+        <w:t>來13:1–6</w:t>
+      </w:r>
       <w:r>
         <w:rPr>
           <w:lang w:val="zh_TW" w:bidi="zh_TW"/>
@@ -623,18 +533,12 @@
         </w:rPr>
         <w:t>許多人對愛與教會的本質有誤解。因此，教會必須順服主的命令，「要常存弟兄相愛的心」（</w:t>
       </w:r>
-      <w:hyperlink r:id="rId28">
-        <w:r>
-          <w:rPr>
-            <w:lang w:val="zh_TW" w:bidi="zh_TW"/>
-          </w:rPr>
-          <w:rPr>
-            <w:color w:val="0000EE"/>
-            <w:u w:val="single"/>
-          </w:rPr>
-          <w:t>來13:1</w:t>
-        </w:r>
-      </w:hyperlink>
+      <w:r>
+        <w:rPr>
+          <w:lang w:val="zh_TW" w:bidi="zh_TW"/>
+        </w:rPr>
+        <w:t>來13:1</w:t>
+      </w:r>
       <w:r>
         <w:rPr>
           <w:lang w:val="zh_TW" w:bidi="zh_TW"/>
@@ -664,216 +568,126 @@
           <w:lang w:val="zh_TW" w:bidi="zh_TW"/>
         </w:rPr>
       </w:r>
-      <w:hyperlink r:id="rId17">
-        <w:r>
-          <w:rPr>
-            <w:lang w:val="zh_TW" w:bidi="zh_TW"/>
-          </w:rPr>
-          <w:rPr>
-            <w:color w:val="0000EE"/>
-            <w:u w:val="single"/>
-          </w:rPr>
-          <w:t>利19:18；</w:t>
-        </w:r>
-      </w:hyperlink>
-      <w:hyperlink r:id="rId29">
-        <w:r>
-          <w:rPr>
-            <w:lang w:val="zh_TW" w:bidi="zh_TW"/>
-          </w:rPr>
-          <w:rPr>
-            <w:color w:val="0000EE"/>
-            <w:u w:val="single"/>
-          </w:rPr>
-          <w:t>太22:39；</w:t>
-        </w:r>
-      </w:hyperlink>
-      <w:hyperlink r:id="rId30">
-        <w:r>
-          <w:rPr>
-            <w:lang w:val="zh_TW" w:bidi="zh_TW"/>
-          </w:rPr>
-          <w:rPr>
-            <w:color w:val="0000EE"/>
-            <w:u w:val="single"/>
-          </w:rPr>
-          <w:t>約13:34；</w:t>
-        </w:r>
-      </w:hyperlink>
-      <w:hyperlink r:id="rId31">
-        <w:r>
-          <w:rPr>
-            <w:lang w:val="zh_TW" w:bidi="zh_TW"/>
-          </w:rPr>
-          <w:rPr>
-            <w:color w:val="0000EE"/>
-            <w:u w:val="single"/>
-          </w:rPr>
-          <w:t>羅12:10</w:t>
-        </w:r>
-      </w:hyperlink>
+      <w:r>
+        <w:rPr>
+          <w:lang w:val="zh_TW" w:bidi="zh_TW"/>
+        </w:rPr>
+        <w:t>利19:18；</w:t>
+      </w:r>
+      <w:r>
+        <w:rPr>
+          <w:lang w:val="zh_TW" w:bidi="zh_TW"/>
+        </w:rPr>
+        <w:t>太22:39；</w:t>
+      </w:r>
+      <w:r>
+        <w:rPr>
+          <w:lang w:val="zh_TW" w:bidi="zh_TW"/>
+        </w:rPr>
+        <w:t>約13:34；</w:t>
+      </w:r>
+      <w:r>
+        <w:rPr>
+          <w:lang w:val="zh_TW" w:bidi="zh_TW"/>
+        </w:rPr>
+        <w:t>羅12:10</w:t>
+      </w:r>
       <w:r>
         <w:rPr>
           <w:lang w:val="zh_TW" w:bidi="zh_TW"/>
         </w:rPr>
         <w:t>，</w:t>
       </w:r>
-      <w:hyperlink r:id="rId32">
-        <w:r>
-          <w:rPr>
-            <w:lang w:val="zh_TW" w:bidi="zh_TW"/>
-          </w:rPr>
-          <w:rPr>
-            <w:color w:val="0000EE"/>
-            <w:u w:val="single"/>
-          </w:rPr>
-          <w:t>羅13:8；</w:t>
-        </w:r>
-      </w:hyperlink>
-      <w:hyperlink r:id="rId19">
-        <w:r>
-          <w:rPr>
-            <w:lang w:val="zh_TW" w:bidi="zh_TW"/>
-          </w:rPr>
-          <w:rPr>
-            <w:color w:val="0000EE"/>
-            <w:u w:val="single"/>
-          </w:rPr>
-          <w:t>林前13:1–13；</w:t>
-        </w:r>
-      </w:hyperlink>
-      <w:hyperlink r:id="rId25">
-        <w:r>
-          <w:rPr>
-            <w:lang w:val="zh_TW" w:bidi="zh_TW"/>
-          </w:rPr>
-          <w:rPr>
-            <w:color w:val="0000EE"/>
-            <w:u w:val="single"/>
-          </w:rPr>
-          <w:t>帖前4:9；</w:t>
-        </w:r>
-      </w:hyperlink>
-      <w:hyperlink r:id="rId33">
-        <w:r>
-          <w:rPr>
-            <w:lang w:val="zh_TW" w:bidi="zh_TW"/>
-          </w:rPr>
-          <w:rPr>
-            <w:color w:val="0000EE"/>
-            <w:u w:val="single"/>
-          </w:rPr>
-          <w:t>來6:10</w:t>
-        </w:r>
-      </w:hyperlink>
+      <w:r>
+        <w:rPr>
+          <w:lang w:val="zh_TW" w:bidi="zh_TW"/>
+        </w:rPr>
+        <w:t>羅13:8；</w:t>
+      </w:r>
+      <w:r>
+        <w:rPr>
+          <w:lang w:val="zh_TW" w:bidi="zh_TW"/>
+        </w:rPr>
+        <w:t>林前13:1–13；</w:t>
+      </w:r>
+      <w:r>
+        <w:rPr>
+          <w:lang w:val="zh_TW" w:bidi="zh_TW"/>
+        </w:rPr>
+        <w:t>帖前4:9；</w:t>
+      </w:r>
+      <w:r>
+        <w:rPr>
+          <w:lang w:val="zh_TW" w:bidi="zh_TW"/>
+        </w:rPr>
+        <w:t>來6:10</w:t>
+      </w:r>
       <w:r>
         <w:rPr>
           <w:lang w:val="zh_TW" w:bidi="zh_TW"/>
         </w:rPr>
         <w:t>，</w:t>
       </w:r>
-      <w:hyperlink r:id="rId34">
-        <w:r>
-          <w:rPr>
-            <w:lang w:val="zh_TW" w:bidi="zh_TW"/>
-          </w:rPr>
-          <w:rPr>
-            <w:color w:val="0000EE"/>
-            <w:u w:val="single"/>
-          </w:rPr>
-          <w:t>來10:24</w:t>
-        </w:r>
-      </w:hyperlink>
+      <w:r>
+        <w:rPr>
+          <w:lang w:val="zh_TW" w:bidi="zh_TW"/>
+        </w:rPr>
+        <w:t>來10:24</w:t>
+      </w:r>
       <w:r>
         <w:rPr>
           <w:lang w:val="zh_TW" w:bidi="zh_TW"/>
         </w:rPr>
         <w:t>，</w:t>
       </w:r>
-      <w:hyperlink r:id="rId27">
-        <w:r>
-          <w:rPr>
-            <w:lang w:val="zh_TW" w:bidi="zh_TW"/>
-          </w:rPr>
-          <w:rPr>
-            <w:color w:val="0000EE"/>
-            <w:u w:val="single"/>
-          </w:rPr>
-          <w:t>來13:1–6；</w:t>
-        </w:r>
-      </w:hyperlink>
-      <w:hyperlink r:id="rId20">
-        <w:r>
-          <w:rPr>
-            <w:lang w:val="zh_TW" w:bidi="zh_TW"/>
-          </w:rPr>
-          <w:rPr>
-            <w:color w:val="0000EE"/>
-            <w:u w:val="single"/>
-          </w:rPr>
-          <w:t>彼前1:22；</w:t>
-        </w:r>
-      </w:hyperlink>
-      <w:hyperlink r:id="rId35">
-        <w:r>
-          <w:rPr>
-            <w:lang w:val="zh_TW" w:bidi="zh_TW"/>
-          </w:rPr>
-          <w:rPr>
-            <w:color w:val="0000EE"/>
-            <w:u w:val="single"/>
-          </w:rPr>
-          <w:t>彼後1:7；</w:t>
-        </w:r>
-      </w:hyperlink>
-      <w:hyperlink r:id="rId36">
-        <w:r>
-          <w:rPr>
-            <w:lang w:val="zh_TW" w:bidi="zh_TW"/>
-          </w:rPr>
-          <w:rPr>
-            <w:color w:val="0000EE"/>
-            <w:u w:val="single"/>
-          </w:rPr>
-          <w:t>約一2:10</w:t>
-        </w:r>
-      </w:hyperlink>
+      <w:r>
+        <w:rPr>
+          <w:lang w:val="zh_TW" w:bidi="zh_TW"/>
+        </w:rPr>
+        <w:t>來13:1–6；</w:t>
+      </w:r>
+      <w:r>
+        <w:rPr>
+          <w:lang w:val="zh_TW" w:bidi="zh_TW"/>
+        </w:rPr>
+        <w:t>彼前1:22；</w:t>
+      </w:r>
+      <w:r>
+        <w:rPr>
+          <w:lang w:val="zh_TW" w:bidi="zh_TW"/>
+        </w:rPr>
+        <w:t>彼後1:7；</w:t>
+      </w:r>
+      <w:r>
+        <w:rPr>
+          <w:lang w:val="zh_TW" w:bidi="zh_TW"/>
+        </w:rPr>
+        <w:t>約一2:10</w:t>
+      </w:r>
       <w:r>
         <w:rPr>
           <w:lang w:val="zh_TW" w:bidi="zh_TW"/>
         </w:rPr>
         <w:t>，</w:t>
       </w:r>
-      <w:hyperlink r:id="rId22">
-        <w:r>
-          <w:rPr>
-            <w:lang w:val="zh_TW" w:bidi="zh_TW"/>
-          </w:rPr>
-          <w:rPr>
-            <w:color w:val="0000EE"/>
-            <w:u w:val="single"/>
-          </w:rPr>
-          <w:t>約一3:10</w:t>
-        </w:r>
-      </w:hyperlink>
+      <w:r>
+        <w:rPr>
+          <w:lang w:val="zh_TW" w:bidi="zh_TW"/>
+        </w:rPr>
+        <w:t>約一3:10</w:t>
+      </w:r>
       <w:r>
         <w:rPr>
           <w:lang w:val="zh_TW" w:bidi="zh_TW"/>
         </w:rPr>
         <w:t>，</w:t>
       </w:r>
-      <w:hyperlink r:id="rId23">
-        <w:r>
-          <w:rPr>
-            <w:lang w:val="zh_TW" w:bidi="zh_TW"/>
-          </w:rPr>
-          <w:rPr>
-            <w:color w:val="0000EE"/>
-            <w:u w:val="single"/>
-          </w:rPr>
-          <w:t>約一4:7</w:t>
-        </w:r>
-      </w:hyperlink>
+      <w:r>
+        <w:rPr>
+          <w:lang w:val="zh_TW" w:bidi="zh_TW"/>
+        </w:rPr>
+        <w:t>約一4:7</w:t>
+      </w:r>
       <w:r>
         <w:rPr>
           <w:lang w:val="zh_TW" w:bidi="zh_TW"/>
@@ -922,18 +736,12 @@
         </w:rPr>
         <w:t>舊約聖經的先知明白，真正的敬拜需要建立在對神和祂期望的認識上。神選定耶路撒冷聖殿作為祂子民敬拜的主要場所。耶和華的聲音從錫安和耶路撒冷發出（</w:t>
       </w:r>
-      <w:hyperlink r:id="rId37">
-        <w:r>
-          <w:rPr>
-            <w:lang w:val="zh_TW" w:bidi="zh_TW"/>
-          </w:rPr>
-          <w:rPr>
-            <w:color w:val="0000EE"/>
-            <w:u w:val="single"/>
-          </w:rPr>
-          <w:t>摩1:2</w:t>
-        </w:r>
-      </w:hyperlink>
+      <w:r>
+        <w:rPr>
+          <w:lang w:val="zh_TW" w:bidi="zh_TW"/>
+        </w:rPr>
+        <w:t>摩1:2</w:t>
+      </w:r>
       <w:r>
         <w:rPr>
           <w:lang w:val="zh_TW" w:bidi="zh_TW"/>
@@ -954,18 +762,12 @@
         </w:rPr>
         <w:t>在以色列王國分裂為兩個部分以後，耶羅波安作為北國的王，設立了新的敬拜場所。他試圖阻止他的人民前往耶路撒冷敬拜神。隨著時間的推移，北國和南國都出現了各種敬拜場所。然而，無論在這些地方獻上多少祭物、儀式有多麼的隆重，這些都不是神所選作敬拜的地點（</w:t>
       </w:r>
-      <w:hyperlink r:id="rId38">
-        <w:r>
-          <w:rPr>
-            <w:lang w:val="zh_TW" w:bidi="zh_TW"/>
-          </w:rPr>
-          <w:rPr>
-            <w:color w:val="0000EE"/>
-            <w:u w:val="single"/>
-          </w:rPr>
-          <w:t>5:4–5</w:t>
-        </w:r>
-      </w:hyperlink>
+      <w:r>
+        <w:rPr>
+          <w:lang w:val="zh_TW" w:bidi="zh_TW"/>
+        </w:rPr>
+        <w:t>5:4–5</w:t>
+      </w:r>
       <w:r>
         <w:rPr>
           <w:lang w:val="zh_TW" w:bidi="zh_TW"/>
@@ -986,36 +788,24 @@
         </w:rPr>
         <w:t>在新約聖經中，敬拜不再限於特定地點。基督徒可以在他們聚集的任何地方敬拜（見</w:t>
       </w:r>
-      <w:hyperlink r:id="rId39">
-        <w:r>
-          <w:rPr>
-            <w:lang w:val="zh_TW" w:bidi="zh_TW"/>
-          </w:rPr>
-          <w:rPr>
-            <w:color w:val="0000EE"/>
-            <w:u w:val="single"/>
-          </w:rPr>
-          <w:t>太18:20</w:t>
-        </w:r>
-      </w:hyperlink>
+      <w:r>
+        <w:rPr>
+          <w:lang w:val="zh_TW" w:bidi="zh_TW"/>
+        </w:rPr>
+        <w:t>太18:20</w:t>
+      </w:r>
       <w:r>
         <w:rPr>
           <w:lang w:val="zh_TW" w:bidi="zh_TW"/>
         </w:rPr>
         <w:t>）。然而，敬拜必須遵循神的指引，以「心靈和誠實」進行（</w:t>
       </w:r>
-      <w:hyperlink r:id="rId40">
-        <w:r>
-          <w:rPr>
-            <w:lang w:val="zh_TW" w:bidi="zh_TW"/>
-          </w:rPr>
-          <w:rPr>
-            <w:color w:val="0000EE"/>
-            <w:u w:val="single"/>
-          </w:rPr>
-          <w:t>約4:23–24</w:t>
-        </w:r>
-      </w:hyperlink>
+      <w:r>
+        <w:rPr>
+          <w:lang w:val="zh_TW" w:bidi="zh_TW"/>
+        </w:rPr>
+        <w:t>約4:23–24</w:t>
+      </w:r>
       <w:r>
         <w:rPr>
           <w:lang w:val="zh_TW" w:bidi="zh_TW"/>
@@ -1045,342 +835,228 @@
           <w:lang w:val="zh_TW" w:bidi="zh_TW"/>
         </w:rPr>
       </w:r>
-      <w:hyperlink r:id="rId41">
-        <w:r>
-          <w:rPr>
-            <w:lang w:val="zh_TW" w:bidi="zh_TW"/>
-          </w:rPr>
-          <w:rPr>
-            <w:color w:val="0000EE"/>
-            <w:u w:val="single"/>
-          </w:rPr>
-          <w:t>申12:5</w:t>
-        </w:r>
-      </w:hyperlink>
+      <w:r>
+        <w:rPr>
+          <w:lang w:val="zh_TW" w:bidi="zh_TW"/>
+        </w:rPr>
+        <w:t>申12:5</w:t>
+      </w:r>
       <w:r>
         <w:rPr>
           <w:lang w:val="zh_TW" w:bidi="zh_TW"/>
         </w:rPr>
         <w:t>；</w:t>
       </w:r>
-      <w:hyperlink r:id="rId42">
-        <w:r>
-          <w:rPr>
-            <w:lang w:val="zh_TW" w:bidi="zh_TW"/>
-          </w:rPr>
-          <w:rPr>
-            <w:color w:val="0000EE"/>
-            <w:u w:val="single"/>
-          </w:rPr>
-          <w:t>王上11:36</w:t>
-        </w:r>
-      </w:hyperlink>
+      <w:r>
+        <w:rPr>
+          <w:lang w:val="zh_TW" w:bidi="zh_TW"/>
+        </w:rPr>
+        <w:t>王上11:36</w:t>
+      </w:r>
       <w:r>
         <w:rPr>
           <w:lang w:val="zh_TW" w:bidi="zh_TW"/>
         </w:rPr>
         <w:t>；</w:t>
       </w:r>
-      <w:hyperlink r:id="rId43">
-        <w:r>
-          <w:rPr>
-            <w:lang w:val="zh_TW" w:bidi="zh_TW"/>
-          </w:rPr>
-          <w:rPr>
-            <w:color w:val="0000EE"/>
-            <w:u w:val="single"/>
-          </w:rPr>
-          <w:t>代下6:6</w:t>
-        </w:r>
-      </w:hyperlink>
+      <w:r>
+        <w:rPr>
+          <w:lang w:val="zh_TW" w:bidi="zh_TW"/>
+        </w:rPr>
+        <w:t>代下6:6</w:t>
+      </w:r>
       <w:r>
         <w:rPr>
           <w:lang w:val="zh_TW" w:bidi="zh_TW"/>
         </w:rPr>
         <w:t>；</w:t>
       </w:r>
-      <w:hyperlink r:id="rId44">
-        <w:r>
-          <w:rPr>
-            <w:lang w:val="zh_TW" w:bidi="zh_TW"/>
-          </w:rPr>
-          <w:rPr>
-            <w:color w:val="0000EE"/>
-            <w:u w:val="single"/>
-          </w:rPr>
-          <w:t>尼1:9</w:t>
-        </w:r>
-      </w:hyperlink>
+      <w:r>
+        <w:rPr>
+          <w:lang w:val="zh_TW" w:bidi="zh_TW"/>
+        </w:rPr>
+        <w:t>尼1:9</w:t>
+      </w:r>
       <w:r>
         <w:rPr>
           <w:lang w:val="zh_TW" w:bidi="zh_TW"/>
         </w:rPr>
         <w:t>，</w:t>
       </w:r>
-      <w:hyperlink r:id="rId45">
-        <w:r>
-          <w:rPr>
-            <w:lang w:val="zh_TW" w:bidi="zh_TW"/>
-          </w:rPr>
-          <w:rPr>
-            <w:color w:val="0000EE"/>
-            <w:u w:val="single"/>
-          </w:rPr>
-          <w:t>11:1</w:t>
-        </w:r>
-      </w:hyperlink>
+      <w:r>
+        <w:rPr>
+          <w:lang w:val="zh_TW" w:bidi="zh_TW"/>
+        </w:rPr>
+        <w:t>11:1</w:t>
+      </w:r>
       <w:r>
         <w:rPr>
           <w:lang w:val="zh_TW" w:bidi="zh_TW"/>
         </w:rPr>
         <w:t>；</w:t>
       </w:r>
-      <w:hyperlink r:id="rId46">
-        <w:r>
-          <w:rPr>
-            <w:lang w:val="zh_TW" w:bidi="zh_TW"/>
-          </w:rPr>
-          <w:rPr>
-            <w:color w:val="0000EE"/>
-            <w:u w:val="single"/>
-          </w:rPr>
-          <w:t>賽2:3</w:t>
-        </w:r>
-      </w:hyperlink>
+      <w:r>
+        <w:rPr>
+          <w:lang w:val="zh_TW" w:bidi="zh_TW"/>
+        </w:rPr>
+        <w:t>賽2:3</w:t>
+      </w:r>
       <w:r>
         <w:rPr>
           <w:lang w:val="zh_TW" w:bidi="zh_TW"/>
         </w:rPr>
         <w:t>，</w:t>
       </w:r>
-      <w:hyperlink r:id="rId47">
-        <w:r>
-          <w:rPr>
-            <w:lang w:val="zh_TW" w:bidi="zh_TW"/>
-          </w:rPr>
-          <w:rPr>
-            <w:color w:val="0000EE"/>
-            <w:u w:val="single"/>
-          </w:rPr>
-          <w:t>52:1</w:t>
-        </w:r>
-      </w:hyperlink>
+      <w:r>
+        <w:rPr>
+          <w:lang w:val="zh_TW" w:bidi="zh_TW"/>
+        </w:rPr>
+        <w:t>52:1</w:t>
+      </w:r>
       <w:r>
         <w:rPr>
           <w:lang w:val="zh_TW" w:bidi="zh_TW"/>
         </w:rPr>
         <w:t>，</w:t>
       </w:r>
-      <w:hyperlink r:id="rId48">
-        <w:r>
-          <w:rPr>
-            <w:lang w:val="zh_TW" w:bidi="zh_TW"/>
-          </w:rPr>
-          <w:rPr>
-            <w:color w:val="0000EE"/>
-            <w:u w:val="single"/>
-          </w:rPr>
-          <w:t>56:7</w:t>
-        </w:r>
-      </w:hyperlink>
+      <w:r>
+        <w:rPr>
+          <w:lang w:val="zh_TW" w:bidi="zh_TW"/>
+        </w:rPr>
+        <w:t>56:7</w:t>
+      </w:r>
       <w:r>
         <w:rPr>
           <w:lang w:val="zh_TW" w:bidi="zh_TW"/>
         </w:rPr>
         <w:t>；</w:t>
       </w:r>
-      <w:hyperlink r:id="rId49">
-        <w:r>
-          <w:rPr>
-            <w:lang w:val="zh_TW" w:bidi="zh_TW"/>
-          </w:rPr>
-          <w:rPr>
-            <w:color w:val="0000EE"/>
-            <w:u w:val="single"/>
-          </w:rPr>
-          <w:t>珥3:17</w:t>
-        </w:r>
-      </w:hyperlink>
+      <w:r>
+        <w:rPr>
+          <w:lang w:val="zh_TW" w:bidi="zh_TW"/>
+        </w:rPr>
+        <w:t>珥3:17</w:t>
+      </w:r>
       <w:r>
         <w:rPr>
           <w:lang w:val="zh_TW" w:bidi="zh_TW"/>
         </w:rPr>
         <w:t>；</w:t>
       </w:r>
-      <w:hyperlink r:id="rId38">
-        <w:r>
-          <w:rPr>
-            <w:lang w:val="zh_TW" w:bidi="zh_TW"/>
-          </w:rPr>
-          <w:rPr>
-            <w:color w:val="0000EE"/>
-            <w:u w:val="single"/>
-          </w:rPr>
-          <w:t>摩5:4–5</w:t>
-        </w:r>
-      </w:hyperlink>
+      <w:r>
+        <w:rPr>
+          <w:lang w:val="zh_TW" w:bidi="zh_TW"/>
+        </w:rPr>
+        <w:t>摩5:4–5</w:t>
+      </w:r>
       <w:r>
         <w:rPr>
           <w:lang w:val="zh_TW" w:bidi="zh_TW"/>
         </w:rPr>
         <w:t>；</w:t>
       </w:r>
-      <w:hyperlink r:id="rId50">
-        <w:r>
-          <w:rPr>
-            <w:lang w:val="zh_TW" w:bidi="zh_TW"/>
-          </w:rPr>
-          <w:rPr>
-            <w:color w:val="0000EE"/>
-            <w:u w:val="single"/>
-          </w:rPr>
-          <w:t>亞8:20–22</w:t>
-        </w:r>
-      </w:hyperlink>
+      <w:r>
+        <w:rPr>
+          <w:lang w:val="zh_TW" w:bidi="zh_TW"/>
+        </w:rPr>
+        <w:t>亞8:20–22</w:t>
+      </w:r>
       <w:r>
         <w:rPr>
           <w:lang w:val="zh_TW" w:bidi="zh_TW"/>
         </w:rPr>
         <w:t>；</w:t>
       </w:r>
-      <w:hyperlink r:id="rId51">
-        <w:r>
-          <w:rPr>
-            <w:lang w:val="zh_TW" w:bidi="zh_TW"/>
-          </w:rPr>
-          <w:rPr>
-            <w:color w:val="0000EE"/>
-            <w:u w:val="single"/>
-          </w:rPr>
-          <w:t>太4:5</w:t>
-        </w:r>
-      </w:hyperlink>
+      <w:r>
+        <w:rPr>
+          <w:lang w:val="zh_TW" w:bidi="zh_TW"/>
+        </w:rPr>
+        <w:t>太4:5</w:t>
+      </w:r>
       <w:r>
         <w:rPr>
           <w:lang w:val="zh_TW" w:bidi="zh_TW"/>
         </w:rPr>
         <w:t>；</w:t>
       </w:r>
-      <w:hyperlink r:id="rId52">
-        <w:r>
-          <w:rPr>
-            <w:lang w:val="zh_TW" w:bidi="zh_TW"/>
-          </w:rPr>
-          <w:rPr>
-            <w:color w:val="0000EE"/>
-            <w:u w:val="single"/>
-          </w:rPr>
-          <w:t>路19:46</w:t>
-        </w:r>
-      </w:hyperlink>
+      <w:r>
+        <w:rPr>
+          <w:lang w:val="zh_TW" w:bidi="zh_TW"/>
+        </w:rPr>
+        <w:t>路19:46</w:t>
+      </w:r>
       <w:r>
         <w:rPr>
           <w:lang w:val="zh_TW" w:bidi="zh_TW"/>
         </w:rPr>
         <w:t>；</w:t>
       </w:r>
-      <w:hyperlink r:id="rId53">
-        <w:r>
-          <w:rPr>
-            <w:lang w:val="zh_TW" w:bidi="zh_TW"/>
-          </w:rPr>
-          <w:rPr>
-            <w:color w:val="0000EE"/>
-            <w:u w:val="single"/>
-          </w:rPr>
-          <w:t>約2:16</w:t>
-        </w:r>
-      </w:hyperlink>
+      <w:r>
+        <w:rPr>
+          <w:lang w:val="zh_TW" w:bidi="zh_TW"/>
+        </w:rPr>
+        <w:t>約2:16</w:t>
+      </w:r>
       <w:r>
         <w:rPr>
           <w:lang w:val="zh_TW" w:bidi="zh_TW"/>
         </w:rPr>
         <w:t>，</w:t>
       </w:r>
-      <w:hyperlink r:id="rId54">
-        <w:r>
-          <w:rPr>
-            <w:lang w:val="zh_TW" w:bidi="zh_TW"/>
-          </w:rPr>
-          <w:rPr>
-            <w:color w:val="0000EE"/>
-            <w:u w:val="single"/>
-          </w:rPr>
-          <w:t>4:21–24</w:t>
-        </w:r>
-      </w:hyperlink>
+      <w:r>
+        <w:rPr>
+          <w:lang w:val="zh_TW" w:bidi="zh_TW"/>
+        </w:rPr>
+        <w:t>4:21–24</w:t>
+      </w:r>
       <w:r>
         <w:rPr>
           <w:lang w:val="zh_TW" w:bidi="zh_TW"/>
         </w:rPr>
         <w:t>；</w:t>
       </w:r>
-      <w:hyperlink r:id="rId55">
-        <w:r>
-          <w:rPr>
-            <w:lang w:val="zh_TW" w:bidi="zh_TW"/>
-          </w:rPr>
-          <w:rPr>
-            <w:color w:val="0000EE"/>
-            <w:u w:val="single"/>
-          </w:rPr>
-          <w:t>來12:18–29</w:t>
-        </w:r>
-      </w:hyperlink>
+      <w:r>
+        <w:rPr>
+          <w:lang w:val="zh_TW" w:bidi="zh_TW"/>
+        </w:rPr>
+        <w:t>來12:18–29</w:t>
+      </w:r>
       <w:r>
         <w:rPr>
           <w:lang w:val="zh_TW" w:bidi="zh_TW"/>
         </w:rPr>
         <w:t>；</w:t>
       </w:r>
-      <w:hyperlink r:id="rId56">
-        <w:r>
-          <w:rPr>
-            <w:lang w:val="zh_TW" w:bidi="zh_TW"/>
-          </w:rPr>
-          <w:rPr>
-            <w:color w:val="0000EE"/>
-            <w:u w:val="single"/>
-          </w:rPr>
-          <w:t>啟21:2</w:t>
-        </w:r>
-      </w:hyperlink>
+      <w:r>
+        <w:rPr>
+          <w:lang w:val="zh_TW" w:bidi="zh_TW"/>
+        </w:rPr>
+        <w:t>啟21:2</w:t>
+      </w:r>
       <w:r>
         <w:rPr>
           <w:lang w:val="zh_TW" w:bidi="zh_TW"/>
         </w:rPr>
         <w:t>、</w:t>
       </w:r>
-      <w:hyperlink r:id="rId57">
-        <w:r>
-          <w:rPr>
-            <w:lang w:val="zh_TW" w:bidi="zh_TW"/>
-          </w:rPr>
-          <w:rPr>
-            <w:color w:val="0000EE"/>
-            <w:u w:val="single"/>
-          </w:rPr>
-          <w:t>10</w:t>
-        </w:r>
-      </w:hyperlink>
+      <w:r>
+        <w:rPr>
+          <w:lang w:val="zh_TW" w:bidi="zh_TW"/>
+        </w:rPr>
+        <w:t>10</w:t>
+      </w:r>
       <w:r>
         <w:rPr>
           <w:lang w:val="zh_TW" w:bidi="zh_TW"/>
         </w:rPr>
         <w:t>，</w:t>
       </w:r>
-      <w:hyperlink r:id="rId58">
-        <w:r>
-          <w:rPr>
-            <w:lang w:val="zh_TW" w:bidi="zh_TW"/>
-          </w:rPr>
-          <w:rPr>
-            <w:color w:val="0000EE"/>
-            <w:u w:val="single"/>
-          </w:rPr>
-          <w:t>22:19</w:t>
-        </w:r>
-      </w:hyperlink>
+      <w:r>
+        <w:rPr>
+          <w:lang w:val="zh_TW" w:bidi="zh_TW"/>
+        </w:rPr>
+        <w:t>22:19</w:t>
+      </w:r>
       <w:r>
         <w:rPr>
           <w:lang w:val="zh_TW" w:bidi="zh_TW"/>
